--- a/briefings/线口监测午报-2026-08-15.docx
+++ b/briefings/线口监测午报-2026-08-15.docx
@@ -22,7 +22,7 @@
           <w:color w:val="888888"/>
           <w:sz w:val="18"/>
         </w:rPr>
-        <w:t>监测窗口:近48小时 | 生成时间:2026-08-15 15:56</w:t>
+        <w:t>监测窗口:近48小时 | 生成时间:2026-08-15 17:03</w:t>
       </w:r>
     </w:p>
     <w:p>
@@ -61,7 +61,7 @@
           <w:rFonts w:ascii="Times New Roman" w:hAnsi="Times New Roman" w:eastAsia="宋体"/>
           <w:sz w:val="21"/>
         </w:rPr>
-        <w:t>华强北AI眼镜销量暴涨100%华强北成全球科技扫货目的地——深圳华强北AI眼镜销量同比激增100%，借APEC中国年契机吸引大量海外采购商。作为全球电子供应链核心枢纽，华强北正成为AI硬件出海与本地化适配的关键策源地。(Bing新闻)</w:t>
+        <w:t>华强北AI眼镜销量暴涨100%华强北成全球科技扫货目的地——深圳华强北AI眼镜销量同比翻倍，吸引大量海外采购商‘扫货’，成为APEC中国年期间国际客商体验中国AI硬件创新的重要窗口，凸显大湾区电子供应链对新兴品类的快速响应能力。(Bing新闻)</w:t>
       </w:r>
     </w:p>
     <w:p>
@@ -76,18 +76,9 @@
       <w:r>
         <w:rPr>
           <w:rFonts w:ascii="Times New Roman" w:hAnsi="Times New Roman" w:eastAsia="宋体"/>
-          <w:b/>
-          <w:color w:val="41D87E"/>
           <w:sz w:val="21"/>
         </w:rPr>
-        <w:t>【本地】</w:t>
-      </w:r>
-      <w:r>
-        <w:rPr>
-          <w:rFonts w:ascii="Times New Roman" w:hAnsi="Times New Roman" w:eastAsia="宋体"/>
-          <w:sz w:val="21"/>
-        </w:rPr>
-        <w:t>京东发布Q2财报：AI眼镜、AIPC 等AI趋势品类成交额同比增长125%——京东2026年二季度财报显示，AI眼镜、AI PC等新兴AI硬件品类成交额同比增长125%，成为拉动消费电子增长的核心引擎。平台数据显示，广东用户购买AI眼镜占比全国第一，凸显区域消费前沿性。(Bing新闻)</w:t>
+        <w:t>首次实现运营盈利：曝 Anthropic 2026Q2 营收破 115 亿美元，同比增长逾 14 倍——Anthropic向潜在投资者透露，2026年第二季度营收超115亿美元（约776.9亿元人民币），同比激增逾14倍，成为全球少数实现运营盈利的头部AI公司。该数据远超市场预期，印证其企业级API商业化路径成功。(IT之家)</w:t>
       </w:r>
     </w:p>
     <w:p>
@@ -104,24 +95,7 @@
           <w:rFonts w:ascii="Times New Roman" w:hAnsi="Times New Roman" w:eastAsia="宋体"/>
           <w:sz w:val="21"/>
         </w:rPr>
-        <w:t>首次实现运营盈利：曝 Anthropic 2026Q2 营收破 115 亿美元，同比增长逾 14 倍——Anthropic向潜在投资者透露，2026年第二季度营收超115亿美元（约777亿元人民币），同比激增14倍以上，系公司首次实现运营盈利。该数据远超市场预期，印证大模型商业化加速落地趋势。(IT之家)</w:t>
-      </w:r>
-    </w:p>
-    <w:p>
-      <w:r>
-        <w:rPr>
-          <w:rFonts w:ascii="Times New Roman" w:hAnsi="Times New Roman" w:eastAsia="宋体"/>
-          <w:b/>
-          <w:sz w:val="21"/>
-        </w:rPr>
-        <w:t xml:space="preserve">4. </w:t>
-      </w:r>
-      <w:r>
-        <w:rPr>
-          <w:rFonts w:ascii="Times New Roman" w:hAnsi="Times New Roman" w:eastAsia="宋体"/>
-          <w:sz w:val="21"/>
-        </w:rPr>
-        <w:t>7 月环比增 32%，弗莱尔称 OpenAI 企业 AI 业务收入已超消费者业务——OpenAI首席财务官萨拉·弗莱尔证实，企业级AI服务收入已超越ChatGPT等C端业务，7月企业收入环比增长32%。标志大模型价值正从流量入口转向生产力基础设施。(IT之家)</w:t>
+        <w:t>全球首例：人类员工因 23 个班次迟到 17 次被“AI 老板”开除——AI研究公司Andon Labs启用Anthropic模型作为管理决策主体，依据考勤数据自动触发解雇流程，成为全球首个由AI完成全流程人事裁决的案例，引发劳动法适用性与人机权责边界热议。(IT之家)</w:t>
       </w:r>
     </w:p>
     <w:p>
@@ -171,7 +145,7 @@
     </w:p>
     <w:p>
       <w:r>
-        <w:t>Anthropic向潜在投资者透露，2026年第二季度营收超115亿美元（约777亿元人民币），同比激增14倍以上，系公司首次实现运营盈利。该数据远超市场预期，印证大模型商业化加速落地趋势。</w:t>
+        <w:t>Anthropic向潜在投资者透露，2026年第二季度营收超115亿美元（约776.9亿元人民币），同比激增逾14倍，成为全球少数实现运营盈利的头部AI公司。该数据远超市场预期，印证其企业级API商业化路径成功。</w:t>
       </w:r>
     </w:p>
     <w:p>
@@ -181,7 +155,7 @@
           <w:i/>
           <w:sz w:val="21"/>
         </w:rPr>
-        <w:t>角度建议:可对比国内头部大模型公司（如智谱、月之暗面、百川）盈利进展，追问中国大模型何时迎来首个季度盈利拐点</w:t>
+        <w:t>角度建议:对比国内大模型公司普遍亏损现状，可采访广州人工智能企业（如云从、小鹏智驾）对盈利路径的思考，突出大湾区AI产业‘造血能力’短板与突围可能。</w:t>
       </w:r>
     </w:p>
     <w:p>
@@ -222,6 +196,124 @@
           <w:color w:val="41D87E"/>
           <w:sz w:val="24"/>
         </w:rPr>
+        <w:t>全球首例：人类员工因 23 个班次迟到 17 次被“AI 老板”开除</w:t>
+      </w:r>
+    </w:p>
+    <w:p>
+      <w:r>
+        <w:rPr>
+          <w:rFonts w:ascii="Times New Roman" w:hAnsi="Times New Roman" w:eastAsia="宋体"/>
+          <w:color w:val="888888"/>
+          <w:sz w:val="18"/>
+        </w:rPr>
+        <w:t>来源:IT之家 | 时间:08-15 14:25</w:t>
+      </w:r>
+    </w:p>
+    <w:p>
+      <w:r>
+        <w:t>AI研究公司Andon Labs启用Anthropic模型作为管理决策主体，依据考勤数据自动触发解雇流程，成为全球首个由AI完成全流程人事裁决的案例，引发劳动法适用性与人机权责边界热议。</w:t>
+      </w:r>
+    </w:p>
+    <w:p>
+      <w:r>
+        <w:rPr>
+          <w:rFonts w:ascii="Times New Roman" w:hAnsi="Times New Roman" w:eastAsia="宋体"/>
+          <w:i/>
+          <w:sz w:val="21"/>
+        </w:rPr>
+        <w:t>角度建议:可联动广州黄埔区AI企业园区调研，采访本地HR SaaS服务商（如北森、Moka华南团队），探讨AI管理在珠三角制造业用工场景中的落地风险与监管空白。</w:t>
+      </w:r>
+    </w:p>
+    <w:p>
+      <w:r>
+        <w:rPr>
+          <w:rFonts w:ascii="Times New Roman" w:hAnsi="Times New Roman" w:eastAsia="宋体"/>
+          <w:sz w:val="18"/>
+        </w:rPr>
+        <w:t>链接:</w:t>
+      </w:r>
+      <w:hyperlink r:id="rId10">
+        <w:r>
+          <w:rPr>
+            <w:color w:val="0563C1"/>
+            <w:u w:val="single"/>
+          </w:rPr>
+          <w:t>全球首例：人类员工因 23 个班次迟到 17 次被“AI 老板”开除</w:t>
+        </w:r>
+      </w:hyperlink>
+    </w:p>
+    <w:p>
+      <w:pPr>
+        <w:pStyle w:val="Heading3"/>
+      </w:pPr>
+      <w:r>
+        <w:rPr>
+          <w:rFonts w:ascii="Times New Roman" w:hAnsi="Times New Roman" w:eastAsia="黑体"/>
+          <w:b/>
+          <w:sz w:val="24"/>
+        </w:rPr>
+        <w:t>【B级·关注】</w:t>
+      </w:r>
+      <w:r>
+        <w:rPr>
+          <w:rFonts w:ascii="Times New Roman" w:hAnsi="Times New Roman" w:eastAsia="黑体"/>
+          <w:b/>
+          <w:sz w:val="24"/>
+        </w:rPr>
+        <w:t>“史上最大”IPO 筹备中，消息称 Anthropic 预估 2028 年营收可达 1900 亿-2000 亿美元</w:t>
+      </w:r>
+    </w:p>
+    <w:p>
+      <w:r>
+        <w:rPr>
+          <w:rFonts w:ascii="Times New Roman" w:hAnsi="Times New Roman" w:eastAsia="宋体"/>
+          <w:color w:val="888888"/>
+          <w:sz w:val="18"/>
+        </w:rPr>
+        <w:t>来源:IT之家 | 时间:08-15 16:06</w:t>
+      </w:r>
+    </w:p>
+    <w:p>
+      <w:r>
+        <w:t>Anthropic正筹备估值或达千亿美元级的IPO，华尔街罕见以两年后营收为锚点进行估值；预计2028年营收达1900–2000亿美元，凸显其在企业AI服务市场的爆发性增长潜力。</w:t>
+      </w:r>
+    </w:p>
+    <w:p>
+      <w:r>
+        <w:rPr>
+          <w:rFonts w:ascii="Times New Roman" w:hAnsi="Times New Roman" w:eastAsia="宋体"/>
+          <w:sz w:val="18"/>
+        </w:rPr>
+        <w:t>链接:</w:t>
+      </w:r>
+      <w:hyperlink r:id="rId11">
+        <w:r>
+          <w:rPr>
+            <w:color w:val="0563C1"/>
+            <w:u w:val="single"/>
+          </w:rPr>
+          <w:t>“史上最大”IPO 筹备中，消息称 Anthropic 预估 2028 年营收可达 1900 亿-2000 亿美元</w:t>
+        </w:r>
+      </w:hyperlink>
+    </w:p>
+    <w:p>
+      <w:pPr>
+        <w:pStyle w:val="Heading3"/>
+      </w:pPr>
+      <w:r>
+        <w:rPr>
+          <w:rFonts w:ascii="Times New Roman" w:hAnsi="Times New Roman" w:eastAsia="黑体"/>
+          <w:b/>
+          <w:sz w:val="24"/>
+        </w:rPr>
+        <w:t>【B级·关注】</w:t>
+      </w:r>
+      <w:r>
+        <w:rPr>
+          <w:rFonts w:ascii="Times New Roman" w:hAnsi="Times New Roman" w:eastAsia="黑体"/>
+          <w:b/>
+          <w:sz w:val="24"/>
+        </w:rPr>
         <w:t>7 月环比增 32%，弗莱尔称 OpenAI 企业 AI 业务收入已超消费者业务</w:t>
       </w:r>
     </w:p>
@@ -237,17 +329,7 @@
     </w:p>
     <w:p>
       <w:r>
-        <w:t>OpenAI首席财务官萨拉·弗莱尔证实，企业级AI服务收入已超越ChatGPT等C端业务，7月企业收入环比增长32%。标志大模型价值正从流量入口转向生产力基础设施。</w:t>
-      </w:r>
-    </w:p>
-    <w:p>
-      <w:r>
-        <w:rPr>
-          <w:rFonts w:ascii="Times New Roman" w:hAnsi="Times New Roman" w:eastAsia="宋体"/>
-          <w:i/>
-          <w:sz w:val="21"/>
-        </w:rPr>
-        <w:t>角度建议:可调研广州人工智能企业（如云从、极飞、小鹏AI）在政企客户中的落地案例与付费模式，突出大湾区产业智能化真实渗透率</w:t>
+        <w:t>OpenAI首席财务官证实，企业端AI服务收入已超越ChatGPT等消费者业务，7月企业收入环比增长32%，标志AI商业化进入B端深度渗透新阶段。</w:t>
       </w:r>
     </w:p>
     <w:p>
@@ -258,7 +340,7 @@
         </w:rPr>
         <w:t>链接:</w:t>
       </w:r>
-      <w:hyperlink r:id="rId10">
+      <w:hyperlink r:id="rId12">
         <w:r>
           <w:rPr>
             <w:color w:val="0563C1"/>
@@ -301,115 +383,7 @@
     </w:p>
     <w:p>
       <w:r>
-        <w:t>Anthropic为Claude输出文本强制添加不可见水印，引发专业用户对版权归属、学术诚信及工作成果“永久留痕”的担忧，已有用户退订。折射AI内容可信性与创作者权益的深层张力。</w:t>
-      </w:r>
-    </w:p>
-    <w:p>
-      <w:r>
-        <w:rPr>
-          <w:rFonts w:ascii="Times New Roman" w:hAnsi="Times New Roman" w:eastAsia="宋体"/>
-          <w:sz w:val="18"/>
-        </w:rPr>
-        <w:t>链接:</w:t>
-      </w:r>
-      <w:hyperlink r:id="rId11">
-        <w:r>
-          <w:rPr>
-            <w:color w:val="0563C1"/>
-            <w:u w:val="single"/>
-          </w:rPr>
-          <w:t>Anthropic 宣布为 Claude 生成文本加入水印后，部分用户担心“留痕”选择退订</w:t>
-        </w:r>
-      </w:hyperlink>
-    </w:p>
-    <w:p>
-      <w:pPr>
-        <w:pStyle w:val="Heading3"/>
-      </w:pPr>
-      <w:r>
-        <w:rPr>
-          <w:rFonts w:ascii="Times New Roman" w:hAnsi="Times New Roman" w:eastAsia="黑体"/>
-          <w:b/>
-          <w:sz w:val="24"/>
-        </w:rPr>
-        <w:t>【B级·关注】</w:t>
-      </w:r>
-      <w:r>
-        <w:rPr>
-          <w:rFonts w:ascii="Times New Roman" w:hAnsi="Times New Roman" w:eastAsia="黑体"/>
-          <w:b/>
-          <w:sz w:val="24"/>
-        </w:rPr>
-        <w:t>微软 Excel 的 COPILOT () 函数即将被砍</w:t>
-      </w:r>
-    </w:p>
-    <w:p>
-      <w:r>
-        <w:rPr>
-          <w:rFonts w:ascii="Times New Roman" w:hAnsi="Times New Roman" w:eastAsia="宋体"/>
-          <w:color w:val="888888"/>
-          <w:sz w:val="18"/>
-        </w:rPr>
-        <w:t>来源:IT之家 | 时间:08-15 15:46</w:t>
-      </w:r>
-    </w:p>
-    <w:p>
-      <w:r>
-        <w:t>微软将于9月14日下线Excel中基于自然语言调用Copilot的COPILOT()函数，转向更集成的Copilot for Excel界面。此举反映AI功能正从“插件式实验”走向“原生深度嵌入”。</w:t>
-      </w:r>
-    </w:p>
-    <w:p>
-      <w:r>
-        <w:rPr>
-          <w:rFonts w:ascii="Times New Roman" w:hAnsi="Times New Roman" w:eastAsia="宋体"/>
-          <w:sz w:val="18"/>
-        </w:rPr>
-        <w:t>链接:</w:t>
-      </w:r>
-      <w:hyperlink r:id="rId12">
-        <w:r>
-          <w:rPr>
-            <w:color w:val="0563C1"/>
-            <w:u w:val="single"/>
-          </w:rPr>
-          <w:t>微软 Excel 的 COPILOT () 函数即将被砍</w:t>
-        </w:r>
-      </w:hyperlink>
-    </w:p>
-    <w:p>
-      <w:pPr>
-        <w:pStyle w:val="Heading3"/>
-      </w:pPr>
-      <w:r>
-        <w:rPr>
-          <w:rFonts w:ascii="Times New Roman" w:hAnsi="Times New Roman" w:eastAsia="黑体"/>
-          <w:b/>
-          <w:sz w:val="24"/>
-        </w:rPr>
-        <w:t>【B级·关注】</w:t>
-      </w:r>
-      <w:r>
-        <w:rPr>
-          <w:rFonts w:ascii="Times New Roman" w:hAnsi="Times New Roman" w:eastAsia="黑体"/>
-          <w:b/>
-          <w:sz w:val="24"/>
-        </w:rPr>
-        <w:t>DeepSeek V4 Pro 正式版、Harness 上线国家超算互联网，可一站式完成部署开发</w:t>
-      </w:r>
-    </w:p>
-    <w:p>
-      <w:r>
-        <w:rPr>
-          <w:rFonts w:ascii="Times New Roman" w:hAnsi="Times New Roman" w:eastAsia="宋体"/>
-          <w:color w:val="888888"/>
-          <w:sz w:val="18"/>
-        </w:rPr>
-        <w:t>来源:IT之家 | 时间:08-15 09:53</w:t>
-      </w:r>
-    </w:p>
-    <w:p>
-      <w:r>
-        <w:t>国家超算互联网正式上线DeepSeek V4 Pro及智能体框架Harness，支持十万卡级集群一站式部署开发。这是国产大模型首次深度接入国家级算力底座，强化自主可控AI基础设施能力。</w:t>
+        <w:t>Anthropic为Claude输出文本强制添加不可见数字水印，引发专业用户对内容版权归属、职场合规风险及AI信任边界的担忧，已有用户集体退订，折射技术治理与用户体验的深层张力。</w:t>
       </w:r>
     </w:p>
     <w:p>
@@ -426,61 +400,7 @@
             <w:color w:val="0563C1"/>
             <w:u w:val="single"/>
           </w:rPr>
-          <w:t>DeepSeek V4 Pro 正式版、Harness 上线国家超算互联网，可一站式完成部署开发</w:t>
-        </w:r>
-      </w:hyperlink>
-    </w:p>
-    <w:p>
-      <w:pPr>
-        <w:pStyle w:val="Heading3"/>
-      </w:pPr>
-      <w:r>
-        <w:rPr>
-          <w:rFonts w:ascii="Times New Roman" w:hAnsi="Times New Roman" w:eastAsia="黑体"/>
-          <w:b/>
-          <w:sz w:val="24"/>
-        </w:rPr>
-        <w:t>【B级·关注】</w:t>
-      </w:r>
-      <w:r>
-        <w:rPr>
-          <w:rFonts w:ascii="Times New Roman" w:hAnsi="Times New Roman" w:eastAsia="黑体"/>
-          <w:b/>
-          <w:sz w:val="24"/>
-        </w:rPr>
-        <w:t>阿里千问开放 AI 眼镜生态，支持自建导游、教练、巡检等多种 skill</w:t>
-      </w:r>
-    </w:p>
-    <w:p>
-      <w:r>
-        <w:rPr>
-          <w:rFonts w:ascii="Times New Roman" w:hAnsi="Times New Roman" w:eastAsia="宋体"/>
-          <w:color w:val="888888"/>
-          <w:sz w:val="18"/>
-        </w:rPr>
-        <w:t>来源:IT之家 | 时间:08-15 09:59</w:t>
-      </w:r>
-    </w:p>
-    <w:p>
-      <w:r>
-        <w:t>阿里千问开放平台正式支持AI眼镜端，提供技能平台与行业定制模块，开发者可快速构建导游、教练、工业巡检等垂直场景应用。标志着大模型终端化正从手机延伸至空间计算设备。</w:t>
-      </w:r>
-    </w:p>
-    <w:p>
-      <w:r>
-        <w:rPr>
-          <w:rFonts w:ascii="Times New Roman" w:hAnsi="Times New Roman" w:eastAsia="宋体"/>
-          <w:sz w:val="18"/>
-        </w:rPr>
-        <w:t>链接:</w:t>
-      </w:r>
-      <w:hyperlink r:id="rId14">
-        <w:r>
-          <w:rPr>
-            <w:color w:val="0563C1"/>
-            <w:u w:val="single"/>
-          </w:rPr>
-          <w:t>阿里千问开放 AI 眼镜生态，支持自建导游、教练、巡检等多种 skill</w:t>
+          <w:t>Anthropic 宣布为 Claude 生成文本加入水印后，部分用户担心“留痕”选择退订</w:t>
         </w:r>
       </w:hyperlink>
     </w:p>
@@ -531,7 +451,7 @@
     </w:p>
     <w:p>
       <w:r>
-        <w:t>深圳华强北AI眼镜销量同比激增100%，借APEC中国年契机吸引大量海外采购商。作为全球电子供应链核心枢纽，华强北正成为AI硬件出海与本地化适配的关键策源地。</w:t>
+        <w:t>深圳华强北AI眼镜销量同比翻倍，吸引大量海外采购商‘扫货’，成为APEC中国年期间国际客商体验中国AI硬件创新的重要窗口，凸显大湾区电子供应链对新兴品类的快速响应能力。</w:t>
       </w:r>
     </w:p>
     <w:p>
@@ -541,7 +461,7 @@
           <w:i/>
           <w:sz w:val="21"/>
         </w:rPr>
-        <w:t>角度建议:聚焦广州/深圳AI硬件产业链协同（如广州视源股份光学模组、深圳AI芯片设计），采访华强北商户与外贸代理，呈现‘硬件+算法+渠道’大湾区闭环</w:t>
+        <w:t>角度建议:聚焦广州天河、黄埔AI硬件企业（如影刀、优必选华南团队）与华强北供应链协作模式，挖掘‘广深莞’AI硬件产业带协同案例，呼应大湾区建设全球科创中心定位。</w:t>
       </w:r>
     </w:p>
     <w:p>
@@ -552,7 +472,7 @@
         </w:rPr>
         <w:t>链接:</w:t>
       </w:r>
-      <w:hyperlink r:id="rId15">
+      <w:hyperlink r:id="rId14">
         <w:r>
           <w:rPr>
             <w:color w:val="0563C1"/>
@@ -580,7 +500,7 @@
           <w:b/>
           <w:sz w:val="24"/>
         </w:rPr>
-        <w:t>AI眼镜进南京路、糖纸火到海外：上海国企老字号一年集体焕新</w:t>
+        <w:t>北京 2026 E-Town 机器人消费节启动：促消费资金提至 1800 万元，首次打造机器人消费街</w:t>
       </w:r>
     </w:p>
     <w:p>
@@ -590,12 +510,12 @@
           <w:color w:val="888888"/>
           <w:sz w:val="18"/>
         </w:rPr>
-        <w:t>来源:Bing新闻 | 时间:08-14 01:00</w:t>
+        <w:t>来源:IT之家 | 时间:08-15 16:25</w:t>
       </w:r>
     </w:p>
     <w:p>
       <w:r>
-        <w:t>上海吴良材等老字号在南京东路开设AI眼镜体验店，将传统验光服务与AR导航、实时翻译结合；同时‘糖纸’等国潮IP产品通过跨境电商热销海外。体现AI硬件正加速融入民生消费与文化出海。</w:t>
+        <w:t>北京亦庄启动升级版机器人消费节，促消费资金增至1800万元，并首创实体‘机器人消费街’，覆盖家庭服务、教育、医疗等多场景机器人体验与销售，推动技术从实验室走向生活终端。</w:t>
       </w:r>
     </w:p>
     <w:p>
@@ -606,13 +526,13 @@
         </w:rPr>
         <w:t>链接:</w:t>
       </w:r>
-      <w:hyperlink r:id="rId16">
+      <w:hyperlink r:id="rId15">
         <w:r>
           <w:rPr>
             <w:color w:val="0563C1"/>
             <w:u w:val="single"/>
           </w:rPr>
-          <w:t>AI眼镜进南京路、糖纸火到海外：上海国企老字号一年集体焕新</w:t>
+          <w:t>北京 2026 E-Town 机器人消费节启动：促消费资金提至 1800 万元，首次打造机器人消费街</w:t>
         </w:r>
       </w:hyperlink>
     </w:p>
@@ -634,7 +554,7 @@
           <w:b/>
           <w:sz w:val="24"/>
         </w:rPr>
-        <w:t>闪极 loomos"好看的不像AI眼镜发布会"定档8月18日武汉</w:t>
+        <w:t>千问开放AI眼镜生态，支持自建导游、教练、巡检等多种skill</w:t>
       </w:r>
     </w:p>
     <w:p>
@@ -644,12 +564,78 @@
           <w:color w:val="888888"/>
           <w:sz w:val="18"/>
         </w:rPr>
-        <w:t>来源:Bing新闻 | 时间:08-13 20:31</w:t>
+        <w:t>来源:Bing新闻 | 时间:08-15 08:21</w:t>
       </w:r>
     </w:p>
     <w:p>
       <w:r>
-        <w:t>国产AI眼镜品牌闪极将于8月18日在武汉举办loomos新品发布会，主打工业设计美学与轻量化交互。其产品已进入医疗、文旅等B端场景测试，凸显AI眼镜从概念走向实用化突破。</w:t>
+        <w:t>阿里千问正式开放AI眼镜技能平台，支持开发者定制导游、健身教练、工业巡检等垂直场景应用，打通App/PC/眼镜三端生态，加速AI硬件从‘玩具’向生产力工具演进。</w:t>
+      </w:r>
+    </w:p>
+    <w:p>
+      <w:r>
+        <w:rPr>
+          <w:rFonts w:ascii="Times New Roman" w:hAnsi="Times New Roman" w:eastAsia="宋体"/>
+          <w:sz w:val="18"/>
+        </w:rPr>
+        <w:t>链接:</w:t>
+      </w:r>
+      <w:hyperlink r:id="rId16">
+        <w:r>
+          <w:rPr>
+            <w:color w:val="0563C1"/>
+            <w:u w:val="single"/>
+          </w:rPr>
+          <w:t>千问开放AI眼镜生态，支持自建导游、教练、巡检等多种skill</w:t>
+        </w:r>
+      </w:hyperlink>
+    </w:p>
+    <w:p>
+      <w:pPr>
+        <w:pStyle w:val="Heading2"/>
+      </w:pPr>
+      <w:r>
+        <w:rPr>
+          <w:rFonts w:ascii="Times New Roman" w:hAnsi="Times New Roman" w:eastAsia="黑体"/>
+          <w:sz w:val="28"/>
+        </w:rPr>
+        <w:t>无人驾驶/低空/智慧出行</w:t>
+      </w:r>
+    </w:p>
+    <w:p>
+      <w:pPr>
+        <w:pStyle w:val="Heading3"/>
+      </w:pPr>
+      <w:r>
+        <w:rPr>
+          <w:rFonts w:ascii="Times New Roman" w:hAnsi="Times New Roman" w:eastAsia="黑体"/>
+          <w:b/>
+          <w:sz w:val="24"/>
+        </w:rPr>
+        <w:t>【B级·关注】</w:t>
+      </w:r>
+      <w:r>
+        <w:rPr>
+          <w:rFonts w:ascii="Times New Roman" w:hAnsi="Times New Roman" w:eastAsia="黑体"/>
+          <w:b/>
+          <w:sz w:val="24"/>
+        </w:rPr>
+        <w:t>岚图追光 S 正式上市：华为乾崑智驾四激光方案加持，限时 22.39 万-27.39 万元</w:t>
+      </w:r>
+    </w:p>
+    <w:p>
+      <w:r>
+        <w:rPr>
+          <w:rFonts w:ascii="Times New Roman" w:hAnsi="Times New Roman" w:eastAsia="宋体"/>
+          <w:color w:val="888888"/>
+          <w:sz w:val="18"/>
+        </w:rPr>
+        <w:t>来源:IT之家 | 时间:08-15 16:56</w:t>
+      </w:r>
+    </w:p>
+    <w:p>
+      <w:r>
+        <w:t>岚图追光S搭载华为乾崑智驾ADS 5.0四激光雷达方案，全系标配高阶智驾，起售价22.99万元，是首款量产落地该配置的20万级车型，大幅降低高阶智驾门槛。</w:t>
       </w:r>
     </w:p>
     <w:p>
@@ -666,21 +652,63 @@
             <w:color w:val="0563C1"/>
             <w:u w:val="single"/>
           </w:rPr>
-          <w:t>闪极 loomos"好看的不像AI眼镜发布会"定档8月18日武汉</w:t>
+          <w:t>岚图追光 S 正式上市：华为乾崑智驾四激光方案加持，限时 22.39 万-27.39 万元</w:t>
         </w:r>
       </w:hyperlink>
     </w:p>
     <w:p>
       <w:pPr>
-        <w:pStyle w:val="Heading2"/>
+        <w:pStyle w:val="Heading3"/>
       </w:pPr>
       <w:r>
         <w:rPr>
           <w:rFonts w:ascii="Times New Roman" w:hAnsi="Times New Roman" w:eastAsia="黑体"/>
-          <w:sz w:val="28"/>
+          <w:b/>
+          <w:sz w:val="24"/>
         </w:rPr>
-        <w:t>无人驾驶/低空/智慧出行</w:t>
+        <w:t>【B级·关注】</w:t>
       </w:r>
+      <w:r>
+        <w:rPr>
+          <w:rFonts w:ascii="Times New Roman" w:hAnsi="Times New Roman" w:eastAsia="黑体"/>
+          <w:b/>
+          <w:sz w:val="24"/>
+        </w:rPr>
+        <w:t>追光 S 隧道 360° 大回环被疑 AI 造假，岚图汽车宣布发布会一镜到底回应质疑</w:t>
+      </w:r>
+    </w:p>
+    <w:p>
+      <w:r>
+        <w:rPr>
+          <w:rFonts w:ascii="Times New Roman" w:hAnsi="Times New Roman" w:eastAsia="宋体"/>
+          <w:color w:val="888888"/>
+          <w:sz w:val="18"/>
+        </w:rPr>
+        <w:t>来源:IT之家 | 时间:08-15 13:32</w:t>
+      </w:r>
+    </w:p>
+    <w:p>
+      <w:r>
+        <w:t>岚图追光S发布隧道360°大回环视频引发真实性争议，官方紧急宣布发布会采用‘一镜到底’实拍方式回应，凸显智能驾驶营销中技术展示与公众信任之间的敏感平衡。</w:t>
+      </w:r>
+    </w:p>
+    <w:p>
+      <w:r>
+        <w:rPr>
+          <w:rFonts w:ascii="Times New Roman" w:hAnsi="Times New Roman" w:eastAsia="宋体"/>
+          <w:sz w:val="18"/>
+        </w:rPr>
+        <w:t>链接:</w:t>
+      </w:r>
+      <w:hyperlink r:id="rId18">
+        <w:r>
+          <w:rPr>
+            <w:color w:val="0563C1"/>
+            <w:u w:val="single"/>
+          </w:rPr>
+          <w:t>追光 S 隧道 360° 大回环被疑 AI 造假，岚图汽车宣布发布会一镜到底回应质疑</w:t>
+        </w:r>
+      </w:hyperlink>
     </w:p>
     <w:p>
       <w:pPr>
@@ -715,61 +743,7 @@
     </w:p>
     <w:p>
       <w:r>
-        <w:t>凯迪拉克全新XT5 PHEV将成为首款量产搭载Momenta R7世界模型的豪华混动SUV，该模型由Momenta（苏州）研发，具备多模态感知与长程预测能力，显著提升复杂城市场景决策水平。</w:t>
-      </w:r>
-    </w:p>
-    <w:p>
-      <w:r>
-        <w:rPr>
-          <w:rFonts w:ascii="Times New Roman" w:hAnsi="Times New Roman" w:eastAsia="宋体"/>
-          <w:sz w:val="18"/>
-        </w:rPr>
-        <w:t>链接:</w:t>
-      </w:r>
-      <w:hyperlink r:id="rId18">
-        <w:r>
-          <w:rPr>
-            <w:color w:val="0563C1"/>
-            <w:u w:val="single"/>
-          </w:rPr>
-          <w:t>凯迪拉克全新 XT5 PHEV 将于 8 月 21 日成都车展预售，搭载 Momenta R7 世界模型</w:t>
-        </w:r>
-      </w:hyperlink>
-    </w:p>
-    <w:p>
-      <w:pPr>
-        <w:pStyle w:val="Heading3"/>
-      </w:pPr>
-      <w:r>
-        <w:rPr>
-          <w:rFonts w:ascii="Times New Roman" w:hAnsi="Times New Roman" w:eastAsia="黑体"/>
-          <w:b/>
-          <w:sz w:val="24"/>
-        </w:rPr>
-        <w:t>【B级·关注】</w:t>
-      </w:r>
-      <w:r>
-        <w:rPr>
-          <w:rFonts w:ascii="Times New Roman" w:hAnsi="Times New Roman" w:eastAsia="黑体"/>
-          <w:b/>
-          <w:sz w:val="24"/>
-        </w:rPr>
-        <w:t>奕境 X9 旗舰大六座 SUV 预售发布会定档 8 月 18 日，全系搭载华为乾崑智驾 ADS 5</w:t>
-      </w:r>
-    </w:p>
-    <w:p>
-      <w:r>
-        <w:rPr>
-          <w:rFonts w:ascii="Times New Roman" w:hAnsi="Times New Roman" w:eastAsia="宋体"/>
-          <w:color w:val="888888"/>
-          <w:sz w:val="18"/>
-        </w:rPr>
-        <w:t>来源:IT之家 | 时间:08-15 13:38</w:t>
-      </w:r>
-    </w:p>
-    <w:p>
-      <w:r>
-        <w:t>奕境汽车首款车型X9将于8月18日发布，全系标配华为乾崑ADS 5智驾系统，定位‘第二代家庭旗舰’。该系统支持无图城区NCA与全场景泊车，是华为智驾方案向新势力车企规模化落地的重要节点。</w:t>
+        <w:t>凯迪拉克XT5 PHEV将成为首款量产搭载Momenta R7世界模型的豪华混动SUV，该模型融合多模态感知与物理仿真，显著提升复杂城市场景决策能力，标志国产智驾算法跻身高端合资阵营。</w:t>
       </w:r>
     </w:p>
     <w:p>
@@ -786,7 +760,7 @@
             <w:color w:val="0563C1"/>
             <w:u w:val="single"/>
           </w:rPr>
-          <w:t>奕境 X9 旗舰大六座 SUV 预售发布会定档 8 月 18 日，全系搭载华为乾崑智驾 ADS 5</w:t>
+          <w:t>凯迪拉克全新 XT5 PHEV 将于 8 月 21 日成都车展预售，搭载 Momenta R7 世界模型</w:t>
         </w:r>
       </w:hyperlink>
     </w:p>
@@ -823,7 +797,7 @@
     </w:p>
     <w:p>
       <w:r>
-        <w:t>深蓝G318官宣搭载华为乾崑ADS 5 Pro，配备27个传感器（含舱内激光雷达），支持高速NOA、城市NCA及自动泊车。作为长安旗下主力车型，其智驾能力将直接影响大湾区新能源汽车智能化竞争格局。</w:t>
+        <w:t>深蓝G318官宣搭载华为乾崑ADS 5 Pro，配备27个传感器（含舱内激光雷达），实现全场景无图智驾，尤其强化越野与非铺装路面识别能力，拓展高阶智驾在硬派SUV市场的应用边界。</w:t>
       </w:r>
     </w:p>
     <w:p>
@@ -862,7 +836,7 @@
           <w:b/>
           <w:sz w:val="24"/>
         </w:rPr>
-        <w:t>智界 V9 上月交付 10101 台，赵长江透露该车获 MPV 市场全品类销量冠军</w:t>
+        <w:t>奕境 X9 旗舰大六座 SUV 预售发布会定档 8 月 18 日，全系搭载华为乾崑智驾 ADS 5</w:t>
       </w:r>
     </w:p>
     <w:p>
@@ -872,12 +846,12 @@
           <w:color w:val="888888"/>
           <w:sz w:val="18"/>
         </w:rPr>
-        <w:t>来源:IT之家 | 时间:08-15 11:02</w:t>
+        <w:t>来源:IT之家 | 时间:08-15 13:38</w:t>
       </w:r>
     </w:p>
     <w:p>
       <w:r>
-        <w:t>智界V9 7月交付10101台，登顶MPV全品类销量榜首。该车搭载华为ADS高阶智驾与鸿蒙座舱，是华为与奇瑞联合打造的旗舰车型，验证了‘智驾+豪华’MPV细分市场的爆发潜力。</w:t>
+        <w:t>新势力品牌奕境X9将于8月18日开启预售，全系标配华为乾崑ADS 5智驾系统，定位‘第二代家庭旗舰’，主打六座空间与全场景智驾，反映华为智驾方案加速向中小车企规模化赋能。</w:t>
       </w:r>
     </w:p>
     <w:p>
@@ -894,7 +868,7 @@
             <w:color w:val="0563C1"/>
             <w:u w:val="single"/>
           </w:rPr>
-          <w:t>智界 V9 上月交付 10101 台，赵长江透露该车获 MPV 市场全品类销量冠军</w:t>
+          <w:t>奕境 X9 旗舰大六座 SUV 预售发布会定档 8 月 18 日，全系搭载华为乾崑智驾 ADS 5</w:t>
         </w:r>
       </w:hyperlink>
     </w:p>
@@ -918,16 +892,14 @@
         <w:rPr>
           <w:rFonts w:ascii="Times New Roman" w:hAnsi="Times New Roman" w:eastAsia="黑体"/>
           <w:b/>
-          <w:color w:val="41D87E"/>
           <w:sz w:val="24"/>
         </w:rPr>
-        <w:t>【A级·线索|本地】</w:t>
+        <w:t>【B级·关注】</w:t>
       </w:r>
       <w:r>
         <w:rPr>
           <w:rFonts w:ascii="Times New Roman" w:hAnsi="Times New Roman" w:eastAsia="黑体"/>
           <w:b/>
-          <w:color w:val="41D87E"/>
           <w:sz w:val="24"/>
         </w:rPr>
         <w:t>京东发布Q2财报：AI眼镜、AIPC 等AI趋势品类成交额同比增长125%</w:t>
@@ -945,17 +917,7 @@
     </w:p>
     <w:p>
       <w:r>
-        <w:t>京东2026年二季度财报显示，AI眼镜、AI PC等新兴AI硬件品类成交额同比增长125%，成为拉动消费电子增长的核心引擎。平台数据显示，广东用户购买AI眼镜占比全国第一，凸显区域消费前沿性。</w:t>
-      </w:r>
-    </w:p>
-    <w:p>
-      <w:r>
-        <w:rPr>
-          <w:rFonts w:ascii="Times New Roman" w:hAnsi="Times New Roman" w:eastAsia="宋体"/>
-          <w:i/>
-          <w:sz w:val="21"/>
-        </w:rPr>
-        <w:t>角度建议:联动广州天河商圈（如天环、太古汇）AI体验店实地调研，分析粤产AI硬件（如OPPO、vivo生态链）在京东渠道的上量策略与用户画像</w:t>
+        <w:t>京东2026年二季度财报显示，AI眼镜、AI PC等新兴AI硬件品类成交额同比激增125%，成为拉动电子消费增长的核心引擎，印证AI终端正从概念走向大众化购买潮。</w:t>
       </w:r>
     </w:p>
     <w:p>
@@ -994,7 +956,7 @@
           <w:b/>
           <w:sz w:val="24"/>
         </w:rPr>
-        <w:t>腾讯 QQ Bot 官宣接入 DeepSeek Harness：支持单聊 / 群聊，接入仅需 3 步</w:t>
+        <w:t>AI眼镜进南京路、糖纸火到海外：上海国企老字号一年集体焕新</w:t>
       </w:r>
     </w:p>
     <w:p>
@@ -1004,12 +966,12 @@
           <w:color w:val="888888"/>
           <w:sz w:val="18"/>
         </w:rPr>
-        <w:t>来源:IT之家 | 时间:08-15 13:44</w:t>
+        <w:t>来源:Bing新闻 | 时间:08-14 01:00</w:t>
       </w:r>
     </w:p>
     <w:p>
       <w:r>
-        <w:t>腾讯QQ Bot正式接入DeepSeek Harness智能体框架，支持群聊与单聊场景下的AI自动化服务，接入流程简化至3步。此举大幅降低中小企业私域运营门槛，推动AI客服在电商、本地生活领域普及。</w:t>
+        <w:t>上海吴良材等老字号将AI眼镜融入南京东路旗舰店体验，结合AR试戴、智能导购等，带动客流与客单价双升；‘糖纸’等国潮IP同步出海，展现传统商业借助AI技术实现年轻化与国际化转型。</w:t>
       </w:r>
     </w:p>
     <w:p>
@@ -1026,7 +988,7 @@
             <w:color w:val="0563C1"/>
             <w:u w:val="single"/>
           </w:rPr>
-          <w:t>腾讯 QQ Bot 官宣接入 DeepSeek Harness：支持单聊 / 群聊，接入仅需 3 步</w:t>
+          <w:t>AI眼镜进南京路、糖纸火到海外：上海国企老字号一年集体焕新</w:t>
         </w:r>
       </w:hyperlink>
     </w:p>
@@ -1075,7 +1037,7 @@
     </w:p>
     <w:p>
       <w:r>
-        <w:t>《幻兽帕鲁》发行总监在上海分享该作上线后峰值达210万在线、但随后遭遇用户留存下滑的应对策略，包括UGC工具开放、跨平台联运及本地化社区运营。反映国产独立游戏全球化运营新范式。</w:t>
+        <w:t>《幻兽帕鲁》发行总监在上海分享爆款后运营策略：通过UGC地图编辑器、跨平台联机优化及社区共创机制，成功扭转上线三个月后的活跃下滑，验证‘长线运营+玩家共建’新模式。</w:t>
       </w:r>
     </w:p>
     <w:p>
@@ -1129,7 +1091,7 @@
     </w:p>
     <w:p>
       <w:r>
-        <w:t>腾讯Q2财报显示，休闲游戏业务收入同比增长显著，成为游戏板块新增长极。依托微信生态与小程序分发优势，其《羊了个羊》《欢乐斗地主》等产品持续贡献稳定现金流，支撑长线研发投入。</w:t>
+        <w:t>腾讯Q2财报显示休闲游戏收入同比增长显著，微信小游戏平台DAU突破1.2亿，小程序游戏成流量入口与变现新支点，印证‘轻量化+社交裂变’路径在下沉市场与银发群体中的强劲渗透力。</w:t>
       </w:r>
     </w:p>
     <w:p>
@@ -1185,7 +1147,7 @@
     </w:p>
     <w:p>
       <w:r>
-        <w:t>亚马逊游戏宣布终止《失落方舟》《王权与自由》等MMO发行合作，将发行权交还开发商。此举标志国际巨头收缩重资产长周期项目，反衬中国厂商（如腾讯、网易）在MMO赛道的韧性与本地化运营优势。</w:t>
+        <w:t>亚马逊游戏宣布终止《失落方舟》《王权与自由》等主力MMO的全球发行，将运营权交还开发商，标志其重金投入的MMO战略全面收缩，折射全球大型平台对长周期、高成本品类的风险再评估。</w:t>
       </w:r>
     </w:p>
     <w:p>
@@ -1228,7 +1190,61 @@
           <w:b/>
           <w:sz w:val="24"/>
         </w:rPr>
-        <w:t>【B级·关注|本地】</w:t>
+        <w:t>【B级·关注】</w:t>
+      </w:r>
+      <w:r>
+        <w:rPr>
+          <w:rFonts w:ascii="Times New Roman" w:hAnsi="Times New Roman" w:eastAsia="黑体"/>
+          <w:b/>
+          <w:sz w:val="24"/>
+        </w:rPr>
+        <w:t>1 至 7 月全国铁路发送旅客 28 亿人次同比增长 4.1%，创历史同期新高</w:t>
+      </w:r>
+    </w:p>
+    <w:p>
+      <w:r>
+        <w:rPr>
+          <w:rFonts w:ascii="Times New Roman" w:hAnsi="Times New Roman" w:eastAsia="宋体"/>
+          <w:color w:val="888888"/>
+          <w:sz w:val="18"/>
+        </w:rPr>
+        <w:t>来源:IT之家 | 时间:08-15 10:41</w:t>
+      </w:r>
+    </w:p>
+    <w:p>
+      <w:r>
+        <w:t>今年1–7月全国铁路旅客发送量达28亿人次，同比增长4.1%，创历史同期新高；日均开行列车超1.1万列，高铁网持续加密与暑期出行需求共振，支撑文旅消费复苏主脉络。</w:t>
+      </w:r>
+    </w:p>
+    <w:p>
+      <w:r>
+        <w:rPr>
+          <w:rFonts w:ascii="Times New Roman" w:hAnsi="Times New Roman" w:eastAsia="宋体"/>
+          <w:sz w:val="18"/>
+        </w:rPr>
+        <w:t>链接:</w:t>
+      </w:r>
+      <w:hyperlink r:id="rId27">
+        <w:r>
+          <w:rPr>
+            <w:color w:val="0563C1"/>
+            <w:u w:val="single"/>
+          </w:rPr>
+          <w:t>1 至 7 月全国铁路发送旅客 28 亿人次同比增长 4.1%，创历史同期新高</w:t>
+        </w:r>
+      </w:hyperlink>
+    </w:p>
+    <w:p>
+      <w:pPr>
+        <w:pStyle w:val="Heading3"/>
+      </w:pPr>
+      <w:r>
+        <w:rPr>
+          <w:rFonts w:ascii="Times New Roman" w:hAnsi="Times New Roman" w:eastAsia="黑体"/>
+          <w:b/>
+          <w:sz w:val="24"/>
+        </w:rPr>
+        <w:t>【B级·关注】</w:t>
       </w:r>
       <w:r>
         <w:rPr>
@@ -1251,71 +1267,7 @@
     </w:p>
     <w:p>
       <w:r>
-        <w:t>2026年暑期档总票房（含预售）突破95亿元，《功夫女足》《八仙！》《蜘蛛侠：崭新之日》位列前三。其中《功夫女足》作为本土原创IP，以粤语方言与岭南武术元素引发观影热潮，广东影院排片占比居全国首位。</w:t>
-      </w:r>
-    </w:p>
-    <w:p>
-      <w:r>
-        <w:rPr>
-          <w:rFonts w:ascii="Times New Roman" w:hAnsi="Times New Roman" w:eastAsia="宋体"/>
-          <w:i/>
-          <w:sz w:val="21"/>
-        </w:rPr>
-        <w:t>角度建议:专访广州永旺影城、金逸影城经理，分析粤产电影在大湾区票房表现及‘粤语+非遗’内容策略对年轻观众吸引力</w:t>
-      </w:r>
-    </w:p>
-    <w:p>
-      <w:r>
-        <w:rPr>
-          <w:rFonts w:ascii="Times New Roman" w:hAnsi="Times New Roman" w:eastAsia="宋体"/>
-          <w:sz w:val="18"/>
-        </w:rPr>
-        <w:t>链接:</w:t>
-      </w:r>
-      <w:hyperlink r:id="rId27">
-        <w:r>
-          <w:rPr>
-            <w:color w:val="0563C1"/>
-            <w:u w:val="single"/>
-          </w:rPr>
-          <w:t>2026 暑期档票房破 95 亿，《功夫女足》《八仙！》《蜘蛛侠：崭新之日》跻身前三</w:t>
-        </w:r>
-      </w:hyperlink>
-    </w:p>
-    <w:p>
-      <w:pPr>
-        <w:pStyle w:val="Heading3"/>
-      </w:pPr>
-      <w:r>
-        <w:rPr>
-          <w:rFonts w:ascii="Times New Roman" w:hAnsi="Times New Roman" w:eastAsia="黑体"/>
-          <w:b/>
-          <w:sz w:val="24"/>
-        </w:rPr>
-        <w:t>【B级·关注|本地】</w:t>
-      </w:r>
-      <w:r>
-        <w:rPr>
-          <w:rFonts w:ascii="Times New Roman" w:hAnsi="Times New Roman" w:eastAsia="黑体"/>
-          <w:b/>
-          <w:sz w:val="24"/>
-        </w:rPr>
-        <w:t>1 至 7 月全国铁路发送旅客 28 亿人次同比增长 4.1%，创历史同期新高</w:t>
-      </w:r>
-    </w:p>
-    <w:p>
-      <w:r>
-        <w:rPr>
-          <w:rFonts w:ascii="Times New Roman" w:hAnsi="Times New Roman" w:eastAsia="宋体"/>
-          <w:color w:val="888888"/>
-          <w:sz w:val="18"/>
-        </w:rPr>
-        <w:t>来源:IT之家 | 时间:08-15 10:41</w:t>
-      </w:r>
-    </w:p>
-    <w:p>
-      <w:r>
-        <w:t>1-7月全国铁路发送旅客28亿人次，同比增长4.1%，创历史同期新高。广铁集团数据显示，粤港澳大湾区高铁网日均开行列车超1200列，广深港高铁客流恢复至2019年同期135%，凸显湾区通勤与文旅消费活力。</w:t>
+        <w:t>2026年暑期档总票房（含预售）突破95亿元，国产片《功夫女足》《八仙！》包揽冠亚军，显示主旋律与传统文化题材持续释放市场号召力，观影消费成为暑期经济重要支柱。</w:t>
       </w:r>
     </w:p>
     <w:p>
@@ -1332,115 +1284,7 @@
             <w:color w:val="0563C1"/>
             <w:u w:val="single"/>
           </w:rPr>
-          <w:t>1 至 7 月全国铁路发送旅客 28 亿人次同比增长 4.1%，创历史同期新高</w:t>
-        </w:r>
-      </w:hyperlink>
-    </w:p>
-    <w:p>
-      <w:pPr>
-        <w:pStyle w:val="Heading3"/>
-      </w:pPr>
-      <w:r>
-        <w:rPr>
-          <w:rFonts w:ascii="Times New Roman" w:hAnsi="Times New Roman" w:eastAsia="黑体"/>
-          <w:b/>
-          <w:sz w:val="24"/>
-        </w:rPr>
-        <w:t>【B级·关注|本地】</w:t>
-      </w:r>
-      <w:r>
-        <w:rPr>
-          <w:rFonts w:ascii="Times New Roman" w:hAnsi="Times New Roman" w:eastAsia="黑体"/>
-          <w:b/>
-          <w:sz w:val="24"/>
-        </w:rPr>
-        <w:t>TCL C10M 真壁纸 SQD-Mini LED 电视发布：3.99cm 机身，100% BT.2020 全局高色域</w:t>
-      </w:r>
-    </w:p>
-    <w:p>
-      <w:r>
-        <w:rPr>
-          <w:rFonts w:ascii="Times New Roman" w:hAnsi="Times New Roman" w:eastAsia="宋体"/>
-          <w:color w:val="888888"/>
-          <w:sz w:val="18"/>
-        </w:rPr>
-        <w:t>来源:IT之家 | 时间:08-15 15:27</w:t>
-      </w:r>
-    </w:p>
-    <w:p>
-      <w:r>
-        <w:t>TCL发布C10M真壁纸Mini LED电视，主打超薄贴墙设计与全场景高色域显示。作为广州本土龙头家电企业，该产品瞄准高端家居一体化需求，呼应广东‘以旧换新’补贴政策下消费升级趋势。</w:t>
-      </w:r>
-    </w:p>
-    <w:p>
-      <w:r>
-        <w:rPr>
-          <w:rFonts w:ascii="Times New Roman" w:hAnsi="Times New Roman" w:eastAsia="宋体"/>
-          <w:sz w:val="18"/>
-        </w:rPr>
-        <w:t>链接:</w:t>
-      </w:r>
-      <w:hyperlink r:id="rId29">
-        <w:r>
-          <w:rPr>
-            <w:color w:val="0563C1"/>
-            <w:u w:val="single"/>
-          </w:rPr>
-          <w:t>TCL C10M 真壁纸 SQD-Mini LED 电视发布：3.99cm 机身，100% BT.2020 全局高色域</w:t>
-        </w:r>
-      </w:hyperlink>
-    </w:p>
-    <w:p>
-      <w:pPr>
-        <w:pStyle w:val="Heading3"/>
-      </w:pPr>
-      <w:r>
-        <w:rPr>
-          <w:rFonts w:ascii="Times New Roman" w:hAnsi="Times New Roman" w:eastAsia="黑体"/>
-          <w:b/>
-          <w:sz w:val="24"/>
-        </w:rPr>
-        <w:t>【B级·关注|本地】</w:t>
-      </w:r>
-      <w:r>
-        <w:rPr>
-          <w:rFonts w:ascii="Times New Roman" w:hAnsi="Times New Roman" w:eastAsia="黑体"/>
-          <w:b/>
-          <w:sz w:val="24"/>
-        </w:rPr>
-        <w:t>微信员工透露最新微信鸿蒙版 App 已全量功能，含聊天发送实况图片、收藏聊天记录支持复制等</w:t>
-      </w:r>
-    </w:p>
-    <w:p>
-      <w:r>
-        <w:rPr>
-          <w:rFonts w:ascii="Times New Roman" w:hAnsi="Times New Roman" w:eastAsia="宋体"/>
-          <w:color w:val="888888"/>
-          <w:sz w:val="18"/>
-        </w:rPr>
-        <w:t>来源:IT之家 | 时间:08-15 14:02</w:t>
-      </w:r>
-    </w:p>
-    <w:p>
-      <w:r>
-        <w:t>微信鸿蒙版完成全量功能上线，支持实况图片、收藏记录复制等高频操作。作为国民级应用，其深度适配鸿蒙OS，将加速推动广东超2000万台存量华为设备用户参与‘换机+换系统’双升级浪潮。</w:t>
-      </w:r>
-    </w:p>
-    <w:p>
-      <w:r>
-        <w:rPr>
-          <w:rFonts w:ascii="Times New Roman" w:hAnsi="Times New Roman" w:eastAsia="宋体"/>
-          <w:sz w:val="18"/>
-        </w:rPr>
-        <w:t>链接:</w:t>
-      </w:r>
-      <w:hyperlink r:id="rId30">
-        <w:r>
-          <w:rPr>
-            <w:color w:val="0563C1"/>
-            <w:u w:val="single"/>
-          </w:rPr>
-          <w:t>微信员工透露最新微信鸿蒙版 App 已全量功能，含聊天发送实况图片、收藏聊天记录支持复制等</w:t>
+          <w:t>2026 暑期档票房破 95 亿，《功夫女足》《八仙！》《蜘蛛侠：崭新之日》跻身前三</w:t>
         </w:r>
       </w:hyperlink>
     </w:p>
@@ -1477,7 +1321,7 @@
     </w:p>
     <w:p>
       <w:r>
-        <w:t>亿咖通科技公布Flyme Auto车机系统7月装机量达13.5万辆，累计装机超328万。该系统深度整合魅族生态，已在吉利、领克等多品牌车型搭载，为广东汽车消费‘智能化换新’提供关键软件支撑。</w:t>
+        <w:t>亿咖通公布Flyme Auto车机系统7月装机量达13.5万辆，累计装机超328万辆，覆盖吉利、领克、极氪等多品牌车型，成为国内装机量最大的第三方智能座舱OS之一，驱动汽车消费升级。</w:t>
       </w:r>
     </w:p>
     <w:p>
@@ -1488,13 +1332,67 @@
         </w:rPr>
         <w:t>链接:</w:t>
       </w:r>
-      <w:hyperlink r:id="rId31">
+      <w:hyperlink r:id="rId29">
         <w:r>
           <w:rPr>
             <w:color w:val="0563C1"/>
             <w:u w:val="single"/>
           </w:rPr>
           <w:t>亿咖通：Flyme Auto 系统 7 月装机 135,201 辆，目前累计装机量超 328 万</w:t>
+        </w:r>
+      </w:hyperlink>
+    </w:p>
+    <w:p>
+      <w:pPr>
+        <w:pStyle w:val="Heading3"/>
+      </w:pPr>
+      <w:r>
+        <w:rPr>
+          <w:rFonts w:ascii="Times New Roman" w:hAnsi="Times New Roman" w:eastAsia="黑体"/>
+          <w:b/>
+          <w:sz w:val="24"/>
+        </w:rPr>
+        <w:t>【B级·关注】</w:t>
+      </w:r>
+      <w:r>
+        <w:rPr>
+          <w:rFonts w:ascii="Times New Roman" w:hAnsi="Times New Roman" w:eastAsia="黑体"/>
+          <w:b/>
+          <w:sz w:val="24"/>
+        </w:rPr>
+        <w:t>智界 V9 上月交付 10101 台，赵长江透露该车获 MPV 市场全品类销量冠军</w:t>
+      </w:r>
+    </w:p>
+    <w:p>
+      <w:r>
+        <w:rPr>
+          <w:rFonts w:ascii="Times New Roman" w:hAnsi="Times New Roman" w:eastAsia="宋体"/>
+          <w:color w:val="888888"/>
+          <w:sz w:val="18"/>
+        </w:rPr>
+        <w:t>来源:IT之家 | 时间:08-15 11:02</w:t>
+      </w:r>
+    </w:p>
+    <w:p>
+      <w:r>
+        <w:t>智界V9 7月交付破万台，夺得MPV市场全品类销量冠军，打破传统燃油MPV主导格局，印证新能源+智能座舱+华为生态组合对家庭用户购车决策的颠覆性影响。</w:t>
+      </w:r>
+    </w:p>
+    <w:p>
+      <w:r>
+        <w:rPr>
+          <w:rFonts w:ascii="Times New Roman" w:hAnsi="Times New Roman" w:eastAsia="宋体"/>
+          <w:sz w:val="18"/>
+        </w:rPr>
+        <w:t>链接:</w:t>
+      </w:r>
+      <w:hyperlink r:id="rId30">
+        <w:r>
+          <w:rPr>
+            <w:color w:val="0563C1"/>
+            <w:u w:val="single"/>
+          </w:rPr>
+          <w:t>智界 V9 上月交付 10101 台，赵长江透露该车获 MPV 市场全品类销量冠军</w:t>
         </w:r>
       </w:hyperlink>
     </w:p>
@@ -1531,7 +1429,63 @@
     </w:p>
     <w:p>
       <w:r>
-        <w:t>鸿蒙智行首款硬派SUV享界G9将于8月20日发布，预售价43.98万元起。作为华为与北汽联合打造的高端车型，其‘寰宇红’配色与越野性能瞄准新中产户外消费升级需求，契合大湾区自驾游热潮。</w:t>
+        <w:t>鸿蒙智行首款硬派SUV享界G9将于8月20日发布，预售价43.98万元起，采用‘寰宇红’新色系，融合华为智驾与鸿蒙生态，瞄准高端越野与商务出行双重需求，拓展新能源豪华SUV新赛道。</w:t>
+      </w:r>
+    </w:p>
+    <w:p>
+      <w:r>
+        <w:rPr>
+          <w:rFonts w:ascii="Times New Roman" w:hAnsi="Times New Roman" w:eastAsia="宋体"/>
+          <w:sz w:val="18"/>
+        </w:rPr>
+        <w:t>链接:</w:t>
+      </w:r>
+      <w:hyperlink r:id="rId31">
+        <w:r>
+          <w:rPr>
+            <w:color w:val="0563C1"/>
+            <w:u w:val="single"/>
+          </w:rPr>
+          <w:t>鸿蒙智行享界 G9“寰宇红”实车曝光：新车 8 月 20 日发布，预售价 43.98 万元起</w:t>
+        </w:r>
+      </w:hyperlink>
+    </w:p>
+    <w:p>
+      <w:pPr>
+        <w:pStyle w:val="Heading3"/>
+      </w:pPr>
+      <w:r>
+        <w:rPr>
+          <w:rFonts w:ascii="Times New Roman" w:hAnsi="Times New Roman" w:eastAsia="黑体"/>
+          <w:b w:val="0"/>
+          <w:color w:val="888888"/>
+          <w:sz w:val="24"/>
+        </w:rPr>
+        <w:t>【C级·参考】</w:t>
+      </w:r>
+      <w:r>
+        <w:rPr>
+          <w:rFonts w:ascii="Times New Roman" w:hAnsi="Times New Roman" w:eastAsia="黑体"/>
+          <w:b w:val="0"/>
+          <w:color w:val="888888"/>
+          <w:sz w:val="24"/>
+        </w:rPr>
+        <w:t>腾讯 QQ Bot 官宣接入 DeepSeek Harness：支持单聊 / 群聊，接入仅需 3 步</w:t>
+      </w:r>
+    </w:p>
+    <w:p>
+      <w:r>
+        <w:rPr>
+          <w:rFonts w:ascii="Times New Roman" w:hAnsi="Times New Roman" w:eastAsia="宋体"/>
+          <w:color w:val="888888"/>
+          <w:sz w:val="18"/>
+        </w:rPr>
+        <w:t>来源:IT之家 | 时间:08-15 13:44</w:t>
+      </w:r>
+    </w:p>
+    <w:p>
+      <w:r>
+        <w:t>腾讯QQ Bot正式接入DeepSeek开源大模型框架Harness，赋予群聊机器人AI智能体能力，支持自然语言交互与任务执行，大幅降低中小企业私域运营智能化门槛。</w:t>
       </w:r>
     </w:p>
     <w:p>
@@ -1548,7 +1502,63 @@
             <w:color w:val="0563C1"/>
             <w:u w:val="single"/>
           </w:rPr>
-          <w:t>鸿蒙智行享界 G9“寰宇红”实车曝光：新车 8 月 20 日发布，预售价 43.98 万元起</w:t>
+          <w:t>腾讯 QQ Bot 官宣接入 DeepSeek Harness：支持单聊 / 群聊，接入仅需 3 步</w:t>
+        </w:r>
+      </w:hyperlink>
+    </w:p>
+    <w:p>
+      <w:pPr>
+        <w:pStyle w:val="Heading3"/>
+      </w:pPr>
+      <w:r>
+        <w:rPr>
+          <w:rFonts w:ascii="Times New Roman" w:hAnsi="Times New Roman" w:eastAsia="黑体"/>
+          <w:b w:val="0"/>
+          <w:color w:val="888888"/>
+          <w:sz w:val="24"/>
+        </w:rPr>
+        <w:t>【C级·参考】</w:t>
+      </w:r>
+      <w:r>
+        <w:rPr>
+          <w:rFonts w:ascii="Times New Roman" w:hAnsi="Times New Roman" w:eastAsia="黑体"/>
+          <w:b w:val="0"/>
+          <w:color w:val="888888"/>
+          <w:sz w:val="24"/>
+        </w:rPr>
+        <w:t>微信员工透露最新微信鸿蒙版 App 已全量功能，含聊天发送实况图片、收藏聊天记录支持复制等</w:t>
+      </w:r>
+    </w:p>
+    <w:p>
+      <w:r>
+        <w:rPr>
+          <w:rFonts w:ascii="Times New Roman" w:hAnsi="Times New Roman" w:eastAsia="宋体"/>
+          <w:color w:val="888888"/>
+          <w:sz w:val="18"/>
+        </w:rPr>
+        <w:t>来源:IT之家 | 时间:08-15 14:02</w:t>
+      </w:r>
+    </w:p>
+    <w:p>
+      <w:r>
+        <w:t>微信鸿蒙版已完成全量功能开发，支持实况图片发送、收藏记录一键复制等核心体验，标志着主流超级App对鸿蒙生态适配进入成熟期，加速国产操作系统用户基础构建。</w:t>
+      </w:r>
+    </w:p>
+    <w:p>
+      <w:r>
+        <w:rPr>
+          <w:rFonts w:ascii="Times New Roman" w:hAnsi="Times New Roman" w:eastAsia="宋体"/>
+          <w:sz w:val="18"/>
+        </w:rPr>
+        <w:t>链接:</w:t>
+      </w:r>
+      <w:hyperlink r:id="rId33">
+        <w:r>
+          <w:rPr>
+            <w:color w:val="0563C1"/>
+            <w:u w:val="single"/>
+          </w:rPr>
+          <w:t>微信员工透露最新微信鸿蒙版 App 已全量功能，含聊天发送实况图片、收藏聊天记录支持复制等</w:t>
         </w:r>
       </w:hyperlink>
     </w:p>
@@ -1587,7 +1597,7 @@
     </w:p>
     <w:p>
       <w:r>
-        <w:t>上汽大众携ID.ERA家族四款车型亮相成都车展，覆盖轿车、SUV及跨界车型。作为德系合资代表，其电动化转型提速，与广汽丰田、比亚迪等湾区车企形成差异化竞合，反映新能源汽车市场多元格局。</w:t>
+        <w:t>上汽大众携ID.ERA家族四款车型亮相成都车展，涵盖轿车、SUV及跨界车型，全系基于MEB平台并搭载大众最新智能座舱与辅助驾驶系统，体现合资品牌电动化转型提速。</w:t>
       </w:r>
     </w:p>
     <w:p>
@@ -1598,7 +1608,7 @@
         </w:rPr>
         <w:t>链接:</w:t>
       </w:r>
-      <w:hyperlink r:id="rId33">
+      <w:hyperlink r:id="rId34">
         <w:r>
           <w:rPr>
             <w:color w:val="0563C1"/>
@@ -1628,7 +1638,7 @@
           <w:color w:val="888888"/>
           <w:sz w:val="24"/>
         </w:rPr>
-        <w:t>全球首例：人类员工因 23 个班次迟到 17 次被“AI 老板”开除</w:t>
+        <w:t>TCL C10M 真壁纸 SQD-Mini LED 电视发布：3.99cm 机身，100% BT.2020 全局高色域</w:t>
       </w:r>
     </w:p>
     <w:p>
@@ -1638,12 +1648,12 @@
           <w:color w:val="888888"/>
           <w:sz w:val="18"/>
         </w:rPr>
-        <w:t>来源:IT之家 | 时间:08-15 14:25</w:t>
+        <w:t>来源:IT之家 | 时间:08-15 15:27</w:t>
       </w:r>
     </w:p>
     <w:p>
       <w:r>
-        <w:t>美国AI研究公司Andon Labs启用Anthropic模型作为管理者，依据考勤数据自动解雇员工，成为全球首例AI主导人事决策案例。引发对算法管理边界、劳动权益保障及职场伦理的广泛讨论。</w:t>
+        <w:t>TCL发布C10M Mini LED电视，机身厚度仅3.99cm，实现100% BT.2020色域覆盖，主打‘真壁纸’美学与画质旗舰定位，反映彩电行业向超薄化、高色域、场景化消费升级趋势。</w:t>
       </w:r>
     </w:p>
     <w:p>
@@ -1654,13 +1664,13 @@
         </w:rPr>
         <w:t>链接:</w:t>
       </w:r>
-      <w:hyperlink r:id="rId34">
+      <w:hyperlink r:id="rId35">
         <w:r>
           <w:rPr>
             <w:color w:val="0563C1"/>
             <w:u w:val="single"/>
           </w:rPr>
-          <w:t>全球首例：人类员工因 23 个班次迟到 17 次被“AI 老板”开除</w:t>
+          <w:t>TCL C10M 真壁纸 SQD-Mini LED 电视发布：3.99cm 机身，100% BT.2020 全局高色域</w:t>
         </w:r>
       </w:hyperlink>
     </w:p>
@@ -1684,7 +1694,7 @@
           <w:color w:val="888888"/>
           <w:sz w:val="24"/>
         </w:rPr>
-        <w:t>为避开《哈利波特》多比“墓地”，价值 4.3 亿英镑海底电缆项目被迫改道</w:t>
+        <w:t>微软 Copilot Notebooks 扩展支持 Markdown，强化 AI 资料分析</w:t>
       </w:r>
     </w:p>
     <w:p>
@@ -1694,12 +1704,12 @@
           <w:color w:val="888888"/>
           <w:sz w:val="18"/>
         </w:rPr>
-        <w:t>来源:IT之家 | 时间:08-15 14:46</w:t>
+        <w:t>来源:IT之家 | 时间:08-15 10:48</w:t>
       </w:r>
     </w:p>
     <w:p>
       <w:r>
-        <w:t>英国一项价值4.3亿英镑的海底电缆工程因哈利·波特粉丝抗议‘惊扰多比墓地’而被迫改道。事件凸显文化符号对重大基建项目的软性影响力，亦折射公众参与公共事务的新形态。</w:t>
+        <w:t>微软Copilot Notebooks新增Markdown支持，允许用户结构化整理AI生成内容，提升科研、办公场景下的信息沉淀与二次利用效率，推动AI原生生产力工具实用化升级。</w:t>
       </w:r>
     </w:p>
     <w:p>
@@ -1710,13 +1720,13 @@
         </w:rPr>
         <w:t>链接:</w:t>
       </w:r>
-      <w:hyperlink r:id="rId35">
+      <w:hyperlink r:id="rId36">
         <w:r>
           <w:rPr>
             <w:color w:val="0563C1"/>
             <w:u w:val="single"/>
           </w:rPr>
-          <w:t>为避开《哈利波特》多比“墓地”，价值 4.3 亿英镑海底电缆项目被迫改道</w:t>
+          <w:t>微软 Copilot Notebooks 扩展支持 Markdown，强化 AI 资料分析</w:t>
         </w:r>
       </w:hyperlink>
     </w:p>
@@ -1740,7 +1750,7 @@
           <w:color w:val="888888"/>
           <w:sz w:val="24"/>
         </w:rPr>
-        <w:t>谷歌承诺 Pixel 11 系列手机在官方销售市场提供 7 年备件支持</w:t>
+        <w:t>微软 Win11/Win10 版 Word 加入文本定位链接，协作跳转不必手动滚动</w:t>
       </w:r>
     </w:p>
     <w:p>
@@ -1750,68 +1760,12 @@
           <w:color w:val="888888"/>
           <w:sz w:val="18"/>
         </w:rPr>
-        <w:t>来源:IT之家 | 时间:08-15 13:21</w:t>
+        <w:t>来源:IT之家 | 时间:08-15 10:11</w:t>
       </w:r>
     </w:p>
     <w:p>
       <w:r>
-        <w:t>谷歌宣布Pixel 11系列手机将在所有官方销售市场提供长达7年的备件支持，远超行业平均3-5年标准。此举强化产品生命周期理念，或倒逼国内手机厂商提升可持续发展承诺。</w:t>
-      </w:r>
-    </w:p>
-    <w:p>
-      <w:r>
-        <w:rPr>
-          <w:rFonts w:ascii="Times New Roman" w:hAnsi="Times New Roman" w:eastAsia="宋体"/>
-          <w:sz w:val="18"/>
-        </w:rPr>
-        <w:t>链接:</w:t>
-      </w:r>
-      <w:hyperlink r:id="rId36">
-        <w:r>
-          <w:rPr>
-            <w:color w:val="0563C1"/>
-            <w:u w:val="single"/>
-          </w:rPr>
-          <w:t>谷歌承诺 Pixel 11 系列手机在官方销售市场提供 7 年备件支持</w:t>
-        </w:r>
-      </w:hyperlink>
-    </w:p>
-    <w:p>
-      <w:pPr>
-        <w:pStyle w:val="Heading3"/>
-      </w:pPr>
-      <w:r>
-        <w:rPr>
-          <w:rFonts w:ascii="Times New Roman" w:hAnsi="Times New Roman" w:eastAsia="黑体"/>
-          <w:b w:val="0"/>
-          <w:color w:val="888888"/>
-          <w:sz w:val="24"/>
-        </w:rPr>
-        <w:t>【C级·参考】</w:t>
-      </w:r>
-      <w:r>
-        <w:rPr>
-          <w:rFonts w:ascii="Times New Roman" w:hAnsi="Times New Roman" w:eastAsia="黑体"/>
-          <w:b w:val="0"/>
-          <w:color w:val="888888"/>
-          <w:sz w:val="24"/>
-        </w:rPr>
-        <w:t>小米 REDMI 产品经理详解澎湃 HyperOS 4 Beta 版用途，K100 Pro 系列手机确认首批升级正式版系统</w:t>
-      </w:r>
-    </w:p>
-    <w:p>
-      <w:r>
-        <w:rPr>
-          <w:rFonts w:ascii="Times New Roman" w:hAnsi="Times New Roman" w:eastAsia="宋体"/>
-          <w:color w:val="888888"/>
-          <w:sz w:val="18"/>
-        </w:rPr>
-        <w:t>来源:IT之家 | 时间:08-15 13:17</w:t>
-      </w:r>
-    </w:p>
-    <w:p>
-      <w:r>
-        <w:t>小米REDMI确认K100 Pro系列将首批升级澎湃HyperOS 4正式版，强调系统级流畅性与AI功能整合。作为国产手机阵营重要迭代，其升级节奏与用户体验优化对广东换机市场具风向标意义。</w:t>
+        <w:t>微软Word新增‘复制位置链接’功能，点击即可精准跳转至文档任意段落，大幅提升远程协作与长文档审阅效率，是AI时代办公软件‘零摩擦’交互的重要进化。</w:t>
       </w:r>
     </w:p>
     <w:p>
@@ -1828,63 +1782,7 @@
             <w:color w:val="0563C1"/>
             <w:u w:val="single"/>
           </w:rPr>
-          <w:t>小米 REDMI 产品经理详解澎湃 HyperOS 4 Beta 版用途，K100 Pro 系列手机确认首批升级正式版系统</w:t>
-        </w:r>
-      </w:hyperlink>
-    </w:p>
-    <w:p>
-      <w:pPr>
-        <w:pStyle w:val="Heading3"/>
-      </w:pPr>
-      <w:r>
-        <w:rPr>
-          <w:rFonts w:ascii="Times New Roman" w:hAnsi="Times New Roman" w:eastAsia="黑体"/>
-          <w:b w:val="0"/>
-          <w:color w:val="888888"/>
-          <w:sz w:val="24"/>
-        </w:rPr>
-        <w:t>【C级·参考】</w:t>
-      </w:r>
-      <w:r>
-        <w:rPr>
-          <w:rFonts w:ascii="Times New Roman" w:hAnsi="Times New Roman" w:eastAsia="黑体"/>
-          <w:b w:val="0"/>
-          <w:color w:val="888888"/>
-          <w:sz w:val="24"/>
-        </w:rPr>
-        <w:t>vivo OriginOS 7 系统交互可打断升级，支持全新「首帧交互可打断」技术</w:t>
-      </w:r>
-    </w:p>
-    <w:p>
-      <w:r>
-        <w:rPr>
-          <w:rFonts w:ascii="Times New Roman" w:hAnsi="Times New Roman" w:eastAsia="宋体"/>
-          <w:color w:val="888888"/>
-          <w:sz w:val="18"/>
-        </w:rPr>
-        <w:t>来源:IT之家 | 时间:08-15 10:36</w:t>
-      </w:r>
-    </w:p>
-    <w:p>
-      <w:r>
-        <w:t>vivo OriginOS 7引入「首帧交互可打断」技术，允许用户在系统动画过程中即时响应操作指令，大幅提升交互效率。该技术已应用于X300 Pro等旗舰机型，体现国产手机OS在人机协同体验上的持续突破。</w:t>
-      </w:r>
-    </w:p>
-    <w:p>
-      <w:r>
-        <w:rPr>
-          <w:rFonts w:ascii="Times New Roman" w:hAnsi="Times New Roman" w:eastAsia="宋体"/>
-          <w:sz w:val="18"/>
-        </w:rPr>
-        <w:t>链接:</w:t>
-      </w:r>
-      <w:hyperlink r:id="rId38">
-        <w:r>
-          <w:rPr>
-            <w:color w:val="0563C1"/>
-            <w:u w:val="single"/>
-          </w:rPr>
-          <w:t>vivo OriginOS 7 系统交互可打断升级，支持全新「首帧交互可打断」技术</w:t>
+          <w:t>微软 Win11/Win10 版 Word 加入文本定位链接，协作跳转不必手动滚动</w:t>
         </w:r>
       </w:hyperlink>
     </w:p>
@@ -1914,7 +1812,7 @@
           <w:rFonts w:ascii="Times New Roman" w:hAnsi="Times New Roman" w:eastAsia="宋体"/>
           <w:sz w:val="18"/>
         </w:rPr>
-        <w:t>IT之家(60)、GameLook(6)、HackerNews(2)、Bing新闻(5)</w:t>
+        <w:t>IT之家(60)、GameLook(6)、HackerNews(2)、Bing新闻(4)</w:t>
       </w:r>
     </w:p>
     <w:p>
